--- a/Week4/P1Project/P1_Looker_Activity_wPresentation.docx
+++ b/Week4/P1Project/P1_Looker_Activity_wPresentation.docx
@@ -56,7 +56,7 @@
         <w:t xml:space="preserve"> and integrating with Big Query.</w:t>
       </w:r>
       <w:r>
-        <w:t xml:space="preserve"> Working collaboratively in small groups.</w:t>
+        <w:t xml:space="preserve"> </w:t>
       </w:r>
     </w:p>
     <w:p>
@@ -120,7 +120,15 @@
         <w:ind w:firstLine="720"/>
       </w:pPr>
       <w:r>
-        <w:t>Load this data into a dataset on BigQuery. Check for any formatting issues and fix if necessary. (Bonus points for normalizing data into a small warehouse!)</w:t>
+        <w:t xml:space="preserve">Load this data into a dataset on </w:t>
+      </w:r>
+      <w:proofErr w:type="spellStart"/>
+      <w:r>
+        <w:t>BigQuery</w:t>
+      </w:r>
+      <w:proofErr w:type="spellEnd"/>
+      <w:r>
+        <w:t>. Check for any formatting issues and fix if necessary. (Bonus points for normalizing data into a small warehouse!)</w:t>
       </w:r>
     </w:p>
     <w:p>
@@ -128,7 +136,15 @@
         <w:ind w:firstLine="720"/>
       </w:pPr>
       <w:r>
-        <w:t xml:space="preserve">Next, you will connect to your BigQuery Dataset in </w:t>
+        <w:t xml:space="preserve">Next, you will connect to your </w:t>
+      </w:r>
+      <w:proofErr w:type="spellStart"/>
+      <w:r>
+        <w:t>BigQuery</w:t>
+      </w:r>
+      <w:proofErr w:type="spellEnd"/>
+      <w:r>
+        <w:t xml:space="preserve"> Dataset in </w:t>
       </w:r>
       <w:r>
         <w:t>Looker</w:t>
@@ -272,7 +288,27 @@
       </w:r>
       <w:r>
         <w:tab/>
-        <w:t xml:space="preserve">You will give a 5 minute presentation on your findings on </w:t>
+        <w:t xml:space="preserve">You will give a </w:t>
+      </w:r>
+      <w:r>
+        <w:t xml:space="preserve">2-3 </w:t>
+      </w:r>
+      <w:proofErr w:type="spellStart"/>
+      <w:r>
+        <w:t>minuts</w:t>
+      </w:r>
+      <w:proofErr w:type="spellEnd"/>
+      <w:r>
+        <w:t xml:space="preserve"> (</w:t>
+      </w:r>
+      <w:r>
+        <w:t>5 minute</w:t>
+      </w:r>
+      <w:r>
+        <w:t xml:space="preserve"> max)</w:t>
+      </w:r>
+      <w:r>
+        <w:t xml:space="preserve"> presentation on your findings on </w:t>
       </w:r>
       <w:r>
         <w:t>February 16, 2024</w:t>
@@ -317,7 +353,15 @@
         </w:numPr>
       </w:pPr>
       <w:r>
-        <w:t>perform exploratory data analysis with plots of all variables, note any potential outliers or influential points, include scatter plots or histograms or pie charts etc, whichever appropriate, any also perform simple two-way comparisons with variables</w:t>
+        <w:t xml:space="preserve">perform exploratory data analysis with plots of all variables, note any potential outliers or influential points, include scatter plots or histograms or pie charts </w:t>
+      </w:r>
+      <w:proofErr w:type="spellStart"/>
+      <w:r>
+        <w:t>etc</w:t>
+      </w:r>
+      <w:proofErr w:type="spellEnd"/>
+      <w:r>
+        <w:t>, whichever appropriate, any also perform simple two-way comparisons with variables</w:t>
       </w:r>
     </w:p>
     <w:p>
@@ -329,7 +373,6 @@
         </w:numPr>
       </w:pPr>
       <w:r>
-        <w:lastRenderedPageBreak/>
         <w:t>create a star schema with a corresponding ERD in MySQL or any tool you prefer, and be sure to present this ERD in presentation</w:t>
       </w:r>
     </w:p>
@@ -342,7 +385,16 @@
         </w:numPr>
       </w:pPr>
       <w:r>
-        <w:t>upload data to BigQuery data warehouse with your star schema</w:t>
+        <w:lastRenderedPageBreak/>
+        <w:t xml:space="preserve">upload data to </w:t>
+      </w:r>
+      <w:proofErr w:type="spellStart"/>
+      <w:r>
+        <w:t>BigQuery</w:t>
+      </w:r>
+      <w:proofErr w:type="spellEnd"/>
+      <w:r>
+        <w:t xml:space="preserve"> data warehouse with your star schema</w:t>
       </w:r>
     </w:p>
     <w:p>
@@ -354,13 +406,31 @@
         </w:numPr>
       </w:pPr>
       <w:r>
-        <w:t xml:space="preserve">perform queries in BigQuery, save these queries, and take screen shots in big query performing them, then also present queries live in BigQuery during the presentation. The queries should answer the </w:t>
-      </w:r>
-      <w:r>
-        <w:t>questions given</w:t>
-      </w:r>
-      <w:r>
-        <w:t xml:space="preserve">. Also come up with at least 3 more questions of your own that you answer with queries in BigQuery. Try to make them very analytical in nature. </w:t>
+        <w:t xml:space="preserve">perform queries in </w:t>
+      </w:r>
+      <w:proofErr w:type="spellStart"/>
+      <w:r>
+        <w:t>BigQuery</w:t>
+      </w:r>
+      <w:proofErr w:type="spellEnd"/>
+      <w:r>
+        <w:t xml:space="preserve">, save these queries, and take screen shots in big query performing them, then also present queries live in </w:t>
+      </w:r>
+      <w:proofErr w:type="spellStart"/>
+      <w:r>
+        <w:t>BigQuery</w:t>
+      </w:r>
+      <w:proofErr w:type="spellEnd"/>
+      <w:r>
+        <w:t xml:space="preserve"> during the presentation. The queries should answer the questions given. Also come up with at least 3 more questions of your own that you answer with queries in </w:t>
+      </w:r>
+      <w:proofErr w:type="spellStart"/>
+      <w:r>
+        <w:t>BigQuery</w:t>
+      </w:r>
+      <w:proofErr w:type="spellEnd"/>
+      <w:r>
+        <w:t xml:space="preserve">. Try to make them very analytical in nature. </w:t>
       </w:r>
     </w:p>
     <w:p/>

--- a/Week4/P1Project/P1_Looker_Activity_wPresentation.docx
+++ b/Week4/P1Project/P1_Looker_Activity_wPresentation.docx
@@ -128,7 +128,15 @@
       </w:r>
       <w:proofErr w:type="spellEnd"/>
       <w:r>
-        <w:t>. Check for any formatting issues and fix if necessary. (Bonus points for normalizing data into a small warehouse!)</w:t>
+        <w:t xml:space="preserve">. Check for any formatting issues and </w:t>
+      </w:r>
+      <w:proofErr w:type="gramStart"/>
+      <w:r>
+        <w:t>fix</w:t>
+      </w:r>
+      <w:proofErr w:type="gramEnd"/>
+      <w:r>
+        <w:t xml:space="preserve"> if necessary. (Bonus points for normalizing data into a small warehouse!)</w:t>
       </w:r>
     </w:p>
     <w:p>
@@ -290,14 +298,14 @@
         <w:tab/>
         <w:t xml:space="preserve">You will give a </w:t>
       </w:r>
-      <w:r>
-        <w:t xml:space="preserve">2-3 </w:t>
-      </w:r>
-      <w:proofErr w:type="spellStart"/>
-      <w:r>
-        <w:t>minuts</w:t>
-      </w:r>
-      <w:proofErr w:type="spellEnd"/>
+      <w:proofErr w:type="gramStart"/>
+      <w:r>
+        <w:t>2-3 minut</w:t>
+      </w:r>
+      <w:r>
+        <w:t>e</w:t>
+      </w:r>
+      <w:proofErr w:type="gramEnd"/>
       <w:r>
         <w:t xml:space="preserve"> (</w:t>
       </w:r>
@@ -311,7 +319,13 @@
         <w:t xml:space="preserve"> presentation on your findings on </w:t>
       </w:r>
       <w:r>
+        <w:t xml:space="preserve">Fri. </w:t>
+      </w:r>
+      <w:r>
         <w:t>February 16, 2024</w:t>
+      </w:r>
+      <w:r>
+        <w:t>.</w:t>
       </w:r>
     </w:p>
     <w:p/>
@@ -341,8 +355,13 @@
         </w:numPr>
       </w:pPr>
       <w:r>
-        <w:t>pre-process data explaining in detail any changes, null values removed, type casting if necessary, or any new fields created to hold new data created from existing data</w:t>
-      </w:r>
+        <w:t xml:space="preserve">pre-process data explaining in detail any changes, null values removed, type casting if necessary, or any new fields created to hold new data created from existing </w:t>
+      </w:r>
+      <w:proofErr w:type="gramStart"/>
+      <w:r>
+        <w:t>data</w:t>
+      </w:r>
+      <w:proofErr w:type="gramEnd"/>
     </w:p>
     <w:p>
       <w:pPr>
@@ -361,8 +380,13 @@
       </w:r>
       <w:proofErr w:type="spellEnd"/>
       <w:r>
-        <w:t>, whichever appropriate, any also perform simple two-way comparisons with variables</w:t>
-      </w:r>
+        <w:t xml:space="preserve">, whichever appropriate, any also perform simple two-way comparisons with </w:t>
+      </w:r>
+      <w:proofErr w:type="gramStart"/>
+      <w:r>
+        <w:t>variables</w:t>
+      </w:r>
+      <w:proofErr w:type="gramEnd"/>
     </w:p>
     <w:p>
       <w:pPr>
@@ -373,8 +397,14 @@
         </w:numPr>
       </w:pPr>
       <w:r>
-        <w:t>create a star schema with a corresponding ERD in MySQL or any tool you prefer, and be sure to present this ERD in presentation</w:t>
-      </w:r>
+        <w:lastRenderedPageBreak/>
+        <w:t xml:space="preserve">create a star schema with a corresponding ERD in MySQL or any tool you prefer, and be sure to present this ERD in </w:t>
+      </w:r>
+      <w:proofErr w:type="gramStart"/>
+      <w:r>
+        <w:t>presentation</w:t>
+      </w:r>
+      <w:proofErr w:type="gramEnd"/>
     </w:p>
     <w:p>
       <w:pPr>
@@ -385,7 +415,6 @@
         </w:numPr>
       </w:pPr>
       <w:r>
-        <w:lastRenderedPageBreak/>
         <w:t xml:space="preserve">upload data to </w:t>
       </w:r>
       <w:proofErr w:type="spellStart"/>
@@ -394,8 +423,13 @@
       </w:r>
       <w:proofErr w:type="spellEnd"/>
       <w:r>
-        <w:t xml:space="preserve"> data warehouse with your star schema</w:t>
-      </w:r>
+        <w:t xml:space="preserve"> data warehouse with your star </w:t>
+      </w:r>
+      <w:proofErr w:type="gramStart"/>
+      <w:r>
+        <w:t>schema</w:t>
+      </w:r>
+      <w:proofErr w:type="gramEnd"/>
     </w:p>
     <w:p>
       <w:pPr>

--- a/Week4/P1Project/P1_Looker_Activity_wPresentation.docx
+++ b/Week4/P1Project/P1_Looker_Activity_wPresentation.docx
@@ -128,15 +128,7 @@
       </w:r>
       <w:proofErr w:type="spellEnd"/>
       <w:r>
-        <w:t xml:space="preserve">. Check for any formatting issues and </w:t>
-      </w:r>
-      <w:proofErr w:type="gramStart"/>
-      <w:r>
-        <w:t>fix</w:t>
-      </w:r>
-      <w:proofErr w:type="gramEnd"/>
-      <w:r>
-        <w:t xml:space="preserve"> if necessary. (Bonus points for normalizing data into a small warehouse!)</w:t>
+        <w:t>. Check for any formatting issues and fix if necessary. (Bonus points for normalizing data into a small warehouse!)</w:t>
       </w:r>
     </w:p>
     <w:p>
@@ -255,25 +247,6 @@
       </w:pPr>
       <w:r>
         <w:t>(bonus points for finding any other interesting trends/patterns)</w:t>
-      </w:r>
-    </w:p>
-    <w:p>
-      <w:r>
-        <w:t xml:space="preserve">Export this </w:t>
-      </w:r>
-      <w:r>
-        <w:t xml:space="preserve">report to a pdf and send to </w:t>
-      </w:r>
-      <w:hyperlink r:id="rId7" w:history="1">
-        <w:r>
-          <w:rPr>
-            <w:rStyle w:val="Hyperlink"/>
-          </w:rPr>
-          <w:t>william.terry@revature.com</w:t>
-        </w:r>
-      </w:hyperlink>
-      <w:r>
-        <w:t xml:space="preserve"> </w:t>
       </w:r>
     </w:p>
     <w:p/>
@@ -298,14 +271,12 @@
         <w:tab/>
         <w:t xml:space="preserve">You will give a </w:t>
       </w:r>
-      <w:proofErr w:type="gramStart"/>
       <w:r>
         <w:t>2-3 minut</w:t>
       </w:r>
       <w:r>
         <w:t>e</w:t>
       </w:r>
-      <w:proofErr w:type="gramEnd"/>
       <w:r>
         <w:t xml:space="preserve"> (</w:t>
       </w:r>
@@ -355,13 +326,8 @@
         </w:numPr>
       </w:pPr>
       <w:r>
-        <w:t xml:space="preserve">pre-process data explaining in detail any changes, null values removed, type casting if necessary, or any new fields created to hold new data created from existing </w:t>
-      </w:r>
-      <w:proofErr w:type="gramStart"/>
-      <w:r>
-        <w:t>data</w:t>
-      </w:r>
-      <w:proofErr w:type="gramEnd"/>
+        <w:t>pre-process data explaining in detail any changes, null values removed, type casting if necessary, or any new fields created to hold new data created from existing data</w:t>
+      </w:r>
     </w:p>
     <w:p>
       <w:pPr>
@@ -380,13 +346,8 @@
       </w:r>
       <w:proofErr w:type="spellEnd"/>
       <w:r>
-        <w:t xml:space="preserve">, whichever appropriate, any also perform simple two-way comparisons with </w:t>
-      </w:r>
-      <w:proofErr w:type="gramStart"/>
-      <w:r>
-        <w:t>variables</w:t>
-      </w:r>
-      <w:proofErr w:type="gramEnd"/>
+        <w:t>, whichever appropriate, any also perform simple two-way comparisons with variables</w:t>
+      </w:r>
     </w:p>
     <w:p>
       <w:pPr>
@@ -397,14 +358,8 @@
         </w:numPr>
       </w:pPr>
       <w:r>
-        <w:lastRenderedPageBreak/>
-        <w:t xml:space="preserve">create a star schema with a corresponding ERD in MySQL or any tool you prefer, and be sure to present this ERD in </w:t>
-      </w:r>
-      <w:proofErr w:type="gramStart"/>
-      <w:r>
-        <w:t>presentation</w:t>
-      </w:r>
-      <w:proofErr w:type="gramEnd"/>
+        <w:t>create a star schema with a corresponding ERD in MySQL or any tool you prefer, and be sure to present this ERD in presentation</w:t>
+      </w:r>
     </w:p>
     <w:p>
       <w:pPr>
@@ -423,13 +378,8 @@
       </w:r>
       <w:proofErr w:type="spellEnd"/>
       <w:r>
-        <w:t xml:space="preserve"> data warehouse with your star </w:t>
-      </w:r>
-      <w:proofErr w:type="gramStart"/>
-      <w:r>
-        <w:t>schema</w:t>
-      </w:r>
-      <w:proofErr w:type="gramEnd"/>
+        <w:t xml:space="preserve"> data warehouse with your star schema</w:t>
+      </w:r>
     </w:p>
     <w:p>
       <w:pPr>
@@ -440,6 +390,7 @@
         </w:numPr>
       </w:pPr>
       <w:r>
+        <w:lastRenderedPageBreak/>
         <w:t xml:space="preserve">perform queries in </w:t>
       </w:r>
       <w:proofErr w:type="spellStart"/>
